--- a/BIM_Presentation/5th Semester/Python/Project Report/Face_Mask_Detection_Report_Final.docx
+++ b/BIM_Presentation/5th Semester/Python/Project Report/Face_Mask_Detection_Report_Final.docx
@@ -616,15 +616,7 @@
           <w:sz w:val="28"/>
           <w:szCs w:val="28"/>
         </w:rPr>
-        <w:t xml:space="preserve"> </w:t>
-      </w:r>
-      <w:r>
-        <w:rPr>
-          <w:color w:val="000000" w:themeColor="text1"/>
-          <w:sz w:val="28"/>
-          <w:szCs w:val="28"/>
-        </w:rPr>
-        <w:t xml:space="preserve"> </w:t>
+        <w:t xml:space="preserve">  </w:t>
       </w:r>
       <w:r>
         <w:rPr>
@@ -1012,16 +1004,16 @@
             <w:rPr>
               <w:b/>
               <w:bCs/>
-              <w:sz w:val="18"/>
-              <w:szCs w:val="18"/>
+              <w:sz w:val="22"/>
+              <w:szCs w:val="22"/>
             </w:rPr>
           </w:pPr>
           <w:r>
             <w:rPr>
               <w:b/>
               <w:bCs/>
-              <w:sz w:val="18"/>
-              <w:szCs w:val="18"/>
+              <w:sz w:val="22"/>
+              <w:szCs w:val="22"/>
             </w:rPr>
             <w:t>Table of Contents</w:t>
           </w:r>
@@ -1071,25 +1063,7 @@
                 <w:sz w:val="20"/>
                 <w:szCs w:val="20"/>
               </w:rPr>
-              <w:t>Abstra</w:t>
-            </w:r>
-            <w:r>
-              <w:rPr>
-                <w:rStyle w:val="Hyperlink"/>
-                <w:noProof/>
-                <w:sz w:val="20"/>
-                <w:szCs w:val="20"/>
-              </w:rPr>
-              <w:t>c</w:t>
-            </w:r>
-            <w:r>
-              <w:rPr>
-                <w:rStyle w:val="Hyperlink"/>
-                <w:noProof/>
-                <w:sz w:val="20"/>
-                <w:szCs w:val="20"/>
-              </w:rPr>
-              <w:t>t</w:t>
+              <w:t>Abstract</w:t>
             </w:r>
             <w:r>
               <w:rPr>
@@ -4509,25 +4483,7 @@
                 <w:sz w:val="20"/>
                 <w:szCs w:val="20"/>
               </w:rPr>
-              <w:t>Refere</w:t>
-            </w:r>
-            <w:r>
-              <w:rPr>
-                <w:rStyle w:val="Hyperlink"/>
-                <w:noProof/>
-                <w:sz w:val="20"/>
-                <w:szCs w:val="20"/>
-              </w:rPr>
-              <w:t>n</w:t>
-            </w:r>
-            <w:r>
-              <w:rPr>
-                <w:rStyle w:val="Hyperlink"/>
-                <w:noProof/>
-                <w:sz w:val="20"/>
-                <w:szCs w:val="20"/>
-              </w:rPr>
-              <w:t>ces</w:t>
+              <w:t>References</w:t>
             </w:r>
             <w:r>
               <w:rPr>
@@ -4707,43 +4663,7 @@
                 <w:sz w:val="20"/>
                 <w:szCs w:val="20"/>
               </w:rPr>
-              <w:t>Appendi</w:t>
-            </w:r>
-            <w:r>
-              <w:rPr>
-                <w:rStyle w:val="Hyperlink"/>
-                <w:noProof/>
-                <w:sz w:val="20"/>
-                <w:szCs w:val="20"/>
-              </w:rPr>
-              <w:t>x</w:t>
-            </w:r>
-            <w:r>
-              <w:rPr>
-                <w:rStyle w:val="Hyperlink"/>
-                <w:noProof/>
-                <w:sz w:val="20"/>
-                <w:szCs w:val="20"/>
-              </w:rPr>
-              <w:t xml:space="preserve"> A: </w:t>
-            </w:r>
-            <w:r>
-              <w:rPr>
-                <w:rStyle w:val="Hyperlink"/>
-                <w:noProof/>
-                <w:sz w:val="20"/>
-                <w:szCs w:val="20"/>
-              </w:rPr>
-              <w:t>S</w:t>
-            </w:r>
-            <w:r>
-              <w:rPr>
-                <w:rStyle w:val="Hyperlink"/>
-                <w:noProof/>
-                <w:sz w:val="20"/>
-                <w:szCs w:val="20"/>
-              </w:rPr>
-              <w:t>ample Outputs</w:t>
+              <w:t>Appendix A: Sample Outputs</w:t>
             </w:r>
             <w:r>
               <w:rPr>
@@ -5285,27 +5205,16 @@
         <w:jc w:val="both"/>
       </w:pPr>
       <w:r>
-        <w:t>While these approaches achieve high accuracy, many require dedicated GPU hardware or complex server infrastructure. None</w:t>
-      </w:r>
-      <w:r>
-        <w:t xml:space="preserve"> of them</w:t>
-      </w:r>
-      <w:r>
-        <w:t xml:space="preserve"> provide </w:t>
-      </w:r>
-      <w:r>
-        <w:t>integrated</w:t>
-      </w:r>
-      <w:r>
-        <w:t xml:space="preserve"> browser-based deployment comparable to </w:t>
-      </w:r>
-      <w:proofErr w:type="spellStart"/>
-      <w:r>
-        <w:t>MaskSense</w:t>
-      </w:r>
-      <w:proofErr w:type="spellEnd"/>
-      <w:r>
-        <w:t xml:space="preserve">. This project combines a lightweight custom CNN with a fully self-contained </w:t>
+        <w:t xml:space="preserve">While these approaches achieve high accuracy, many require dedicated GPU hardware or complex server infrastructure. </w:t>
+      </w:r>
+      <w:r>
+        <w:t>Few existing studies focus on simple browser-based deployment for non-technical users.</w:t>
+      </w:r>
+      <w:r>
+        <w:t xml:space="preserve"> </w:t>
+      </w:r>
+      <w:r>
+        <w:t xml:space="preserve">This project combines a lightweight custom CNN with a fully self-contained </w:t>
       </w:r>
       <w:proofErr w:type="spellStart"/>
       <w:r>
@@ -6204,11 +6113,9 @@
       <w:r>
         <w:t xml:space="preserve"> activation, a Dropout layer with a rate of 0.5 for </w:t>
       </w:r>
-      <w:proofErr w:type="spellStart"/>
-      <w:r>
-        <w:t>regularisation</w:t>
-      </w:r>
-      <w:proofErr w:type="spellEnd"/>
+      <w:r>
+        <w:t>regularization</w:t>
+      </w:r>
       <w:r>
         <w:t xml:space="preserve">, and a final Dense output layer with 2 units and </w:t>
       </w:r>
@@ -6683,7 +6590,13 @@
         <w:jc w:val="both"/>
       </w:pPr>
       <w:r>
-        <w:t xml:space="preserve">The application requires Python 3.9 or higher. Dependencies specified in requirements.txt are: </w:t>
+        <w:t>The application was developed and tested using Python 3.11.</w:t>
+      </w:r>
+      <w:r>
+        <w:t xml:space="preserve"> </w:t>
+      </w:r>
+      <w:r>
+        <w:t xml:space="preserve">Dependencies specified in requirements.txt are: </w:t>
       </w:r>
       <w:proofErr w:type="spellStart"/>
       <w:r>
@@ -6965,7 +6878,7 @@
         <w:jc w:val="both"/>
       </w:pPr>
       <w:r>
-        <w:t>The interface splits into two columns after a valid upload. The left column (width ratio 1.4) displays the original-</w:t>
+        <w:t>The interface splits into two columns after a valid upload. The left column displays the original-</w:t>
       </w:r>
       <w:proofErr w:type="spellStart"/>
       <w:r>
@@ -6983,7 +6896,15 @@
       <w:proofErr w:type="spellEnd"/>
       <w:proofErr w:type="gramEnd"/>
       <w:r>
-        <w:t xml:space="preserve">(). The right column (width ratio 1) shows image metadata as styled HTML badges: image dimensions in pixels, file size in kilobytes, and </w:t>
+        <w:t xml:space="preserve">(). The right column shows image </w:t>
+      </w:r>
+      <w:proofErr w:type="gramStart"/>
+      <w:r>
+        <w:t>metadata as</w:t>
+      </w:r>
+      <w:proofErr w:type="gramEnd"/>
+      <w:r>
+        <w:t xml:space="preserve"> styled HTML badges: image dimensions in pixels, file size in kilobytes, and </w:t>
       </w:r>
       <w:proofErr w:type="spellStart"/>
       <w:r>
@@ -7395,7 +7316,27 @@
           <w:sz w:val="20"/>
           <w:szCs w:val="20"/>
         </w:rPr>
-        <w:t>Figure 2:</w:t>
+        <w:t xml:space="preserve">Figure </w:t>
+      </w:r>
+      <w:r>
+        <w:rPr>
+          <w:b/>
+          <w:bCs/>
+          <w:iCs/>
+          <w:sz w:val="20"/>
+          <w:szCs w:val="20"/>
+        </w:rPr>
+        <w:t>6.</w:t>
+      </w:r>
+      <w:r>
+        <w:rPr>
+          <w:b/>
+          <w:bCs/>
+          <w:iCs/>
+          <w:sz w:val="20"/>
+          <w:szCs w:val="20"/>
+        </w:rPr>
+        <w:t>2:</w:t>
       </w:r>
       <w:r>
         <w:rPr>
@@ -8008,21 +7949,7 @@
           <w:b/>
           <w:bCs/>
         </w:rPr>
-        <w:t>Figure A.</w:t>
-      </w:r>
-      <w:r>
-        <w:rPr>
-          <w:b/>
-          <w:bCs/>
-        </w:rPr>
-        <w:t>2</w:t>
-      </w:r>
-      <w:r>
-        <w:rPr>
-          <w:b/>
-          <w:bCs/>
-        </w:rPr>
-        <w:t xml:space="preserve">: </w:t>
+        <w:t xml:space="preserve">Figure A.2: </w:t>
       </w:r>
       <w:r>
         <w:t>Image Upload Interface</w:t>
@@ -8099,21 +8026,7 @@
           <w:b/>
           <w:bCs/>
         </w:rPr>
-        <w:t>Figure A.</w:t>
-      </w:r>
-      <w:r>
-        <w:rPr>
-          <w:b/>
-          <w:bCs/>
-        </w:rPr>
-        <w:t>3</w:t>
-      </w:r>
-      <w:r>
-        <w:rPr>
-          <w:b/>
-          <w:bCs/>
-        </w:rPr>
-        <w:t xml:space="preserve">: </w:t>
+        <w:t xml:space="preserve">Figure A.3: </w:t>
       </w:r>
       <w:r>
         <w:t>Image Preview and Details</w:t>
@@ -8193,21 +8106,7 @@
           <w:b/>
           <w:bCs/>
         </w:rPr>
-        <w:t>Figure A.</w:t>
-      </w:r>
-      <w:r>
-        <w:rPr>
-          <w:b/>
-          <w:bCs/>
-        </w:rPr>
-        <w:t>4</w:t>
-      </w:r>
-      <w:r>
-        <w:rPr>
-          <w:b/>
-          <w:bCs/>
-        </w:rPr>
-        <w:t xml:space="preserve">: </w:t>
+        <w:t xml:space="preserve">Figure A.4: </w:t>
       </w:r>
       <w:r>
         <w:t>Final Prediction (Mask Detected)</w:t>
@@ -8299,21 +8198,7 @@
           <w:b/>
           <w:bCs/>
         </w:rPr>
-        <w:t>Figure A.</w:t>
-      </w:r>
-      <w:r>
-        <w:rPr>
-          <w:b/>
-          <w:bCs/>
-        </w:rPr>
-        <w:t>5</w:t>
-      </w:r>
-      <w:r>
-        <w:rPr>
-          <w:b/>
-          <w:bCs/>
-        </w:rPr>
-        <w:t xml:space="preserve">: </w:t>
+        <w:t xml:space="preserve">Figure A.5: </w:t>
       </w:r>
       <w:r>
         <w:t>Final Prediction (Mask Not Detected)</w:t>
